--- a/manuscript_review_zh.docx
+++ b/manuscript_review_zh.docx
@@ -4091,7 +4091,7 @@
     </w:p>
     <w:bookmarkEnd w:id="17"/>
     <w:bookmarkEnd w:id="18"/>
-    <w:bookmarkStart w:id="21" w:name="对比与优缺点"/>
+    <w:bookmarkStart w:id="25" w:name="对比与优缺点"/>
     <w:p>
       <w:pPr>
         <w:pStyle w:val="Heading1"/>
@@ -4106,7 +4106,129 @@
         <w:t xml:space="preserve">对比与优缺点</w:t>
       </w:r>
     </w:p>
-    <w:bookmarkStart w:id="19" w:name="横向对比"/>
+    <w:bookmarkStart w:id="22" w:name="fig:comparison"/>
+    <w:p>
+      <w:pPr>
+        <w:pStyle w:val="CaptionedFigure"/>
+      </w:pPr>
+      <w:r>
+        <w:drawing>
+          <wp:inline>
+            <wp:extent cx="5067300" cy="2244850"/>
+            <wp:effectExtent b="0" l="0" r="0" t="0"/>
+            <wp:docPr descr="四类方法范式在六个定性维度上的对比。（A）雷达图。（B）分组维度得分。分数范围为 0–5，反映作者基于第 3 节调研的定性评估。" title="" id="20" name="Picture"/>
+            <a:graphic>
+              <a:graphicData uri="http://schemas.openxmlformats.org/drawingml/2006/picture">
+                <pic:pic>
+                  <pic:nvPicPr>
+                    <pic:cNvPr descr="manuscript_figure_comparison.png" id="21" name="Picture"/>
+                    <pic:cNvPicPr>
+                      <a:picLocks noChangeArrowheads="1" noChangeAspect="1"/>
+                    </pic:cNvPicPr>
+                  </pic:nvPicPr>
+                  <pic:blipFill>
+                    <a:blip r:embed="rId19"/>
+                    <a:stretch>
+                      <a:fillRect/>
+                    </a:stretch>
+                  </pic:blipFill>
+                  <pic:spPr bwMode="auto">
+                    <a:xfrm>
+                      <a:off x="0" y="0"/>
+                      <a:ext cx="5067300" cy="2244850"/>
+                    </a:xfrm>
+                    <a:prstGeom prst="rect">
+                      <a:avLst/>
+                    </a:prstGeom>
+                    <a:noFill/>
+                    <a:ln w="9525">
+                      <a:noFill/>
+                      <a:headEnd/>
+                      <a:tailEnd/>
+                    </a:ln>
+                  </pic:spPr>
+                </pic:pic>
+              </a:graphicData>
+            </a:graphic>
+          </wp:inline>
+        </w:drawing>
+      </w:r>
+    </w:p>
+    <w:p>
+      <w:pPr>
+        <w:pStyle w:val="ImageCaption"/>
+      </w:pPr>
+      <w:r>
+        <w:rPr>
+          <w:rFonts w:hint="eastAsia"/>
+        </w:rPr>
+        <w:t xml:space="preserve">四类方法范式在六个定性维度上的对比。（A）雷达图。（B）分组维度得分。分数范围为</w:t>
+      </w:r>
+      <w:r>
+        <w:t xml:space="preserve"> </w:t>
+      </w:r>
+      <w:r>
+        <w:rPr>
+          <w:rFonts w:hint="eastAsia"/>
+        </w:rPr>
+        <w:t xml:space="preserve">0–5，反映作者基于第</w:t>
+      </w:r>
+      <w:r>
+        <w:t xml:space="preserve"> 3 </w:t>
+      </w:r>
+      <w:r>
+        <w:rPr>
+          <w:rFonts w:hint="eastAsia"/>
+        </w:rPr>
+        <w:t xml:space="preserve">节调研的定性评估。</w:t>
+      </w:r>
+    </w:p>
+    <w:bookmarkEnd w:id="22"/>
+    <w:p>
+      <w:pPr>
+        <w:pStyle w:val="BodyText"/>
+      </w:pPr>
+      <w:r>
+        <w:rPr>
+          <w:rFonts w:hint="eastAsia"/>
+        </w:rPr>
+        <w:t xml:space="preserve">图</w:t>
+      </w:r>
+      <w:r>
+        <w:t xml:space="preserve"> </w:t>
+      </w:r>
+      <w:r>
+        <w:t xml:space="preserve">@fig:comparison</w:t>
+      </w:r>
+      <w:r>
+        <w:t xml:space="preserve"> </w:t>
+      </w:r>
+      <w:r>
+        <w:rPr>
+          <w:rFonts w:hint="eastAsia"/>
+        </w:rPr>
+        <w:t xml:space="preserve">总结了下面</w:t>
+      </w:r>
+      <w:r>
+        <w:t xml:space="preserve"> 4.1 </w:t>
+      </w:r>
+      <w:r>
+        <w:rPr>
+          <w:rFonts w:hint="eastAsia"/>
+        </w:rPr>
+        <w:t xml:space="preserve">节讨论、并由第</w:t>
+      </w:r>
+      <w:r>
+        <w:t xml:space="preserve"> 3–5 </w:t>
+      </w:r>
+      <w:r>
+        <w:rPr>
+          <w:rFonts w:hint="eastAsia"/>
+        </w:rPr>
+        <w:t xml:space="preserve">节详述的四类范式之间的定性权衡。</w:t>
+      </w:r>
+    </w:p>
+    <w:bookmarkStart w:id="23" w:name="横向对比"/>
     <w:p>
       <w:pPr>
         <w:pStyle w:val="Heading2"/>
@@ -4565,8 +4687,8 @@
         </w:tc>
       </w:tr>
     </w:tbl>
-    <w:bookmarkEnd w:id="19"/>
-    <w:bookmarkStart w:id="20" w:name="优缺点明细"/>
+    <w:bookmarkEnd w:id="23"/>
+    <w:bookmarkStart w:id="24" w:name="优缺点明细"/>
     <w:p>
       <w:pPr>
         <w:pStyle w:val="Heading2"/>
@@ -4916,9 +5038,9 @@
         <w:t xml:space="preserve">可解释性差；依赖标签质量；存在向癌细胞系偏移的训练偏差。</w:t>
       </w:r>
     </w:p>
-    <w:bookmarkEnd w:id="20"/>
-    <w:bookmarkEnd w:id="21"/>
-    <w:bookmarkStart w:id="22" w:name="讨论"/>
+    <w:bookmarkEnd w:id="24"/>
+    <w:bookmarkEnd w:id="25"/>
+    <w:bookmarkStart w:id="26" w:name="讨论"/>
     <w:p>
       <w:pPr>
         <w:pStyle w:val="Heading1"/>
@@ -5154,8 +5276,8 @@
         <w:t xml:space="preserve">显式建模，而非使用单一全局分数。</w:t>
       </w:r>
     </w:p>
-    <w:bookmarkEnd w:id="22"/>
-    <w:bookmarkStart w:id="23" w:name="未来方向按优先级排序"/>
+    <w:bookmarkEnd w:id="26"/>
+    <w:bookmarkStart w:id="27" w:name="未来方向按优先级排序"/>
     <w:p>
       <w:pPr>
         <w:pStyle w:val="Heading1"/>
@@ -5674,8 +5796,8 @@
         <w:t xml:space="preserve">富集——这是所有其他改进的度量标尺。</w:t>
       </w:r>
     </w:p>
-    <w:bookmarkEnd w:id="23"/>
-    <w:bookmarkStart w:id="24" w:name="建议路线图v2.0"/>
+    <w:bookmarkEnd w:id="27"/>
+    <w:bookmarkStart w:id="28" w:name="建议路线图v2.0"/>
     <w:p>
       <w:pPr>
         <w:pStyle w:val="Heading1"/>
@@ -5798,8 +5920,8 @@
         <w:t xml:space="preserve">跨物种（最有雄心的远期目标）。</w:t>
       </w:r>
     </w:p>
-    <w:bookmarkEnd w:id="24"/>
-    <w:bookmarkStart w:id="25" w:name="已验证仓库与数据集附录2026-08-18"/>
+    <w:bookmarkEnd w:id="28"/>
+    <w:bookmarkStart w:id="29" w:name="已验证仓库与数据集附录2026-08-18"/>
     <w:p>
       <w:pPr>
         <w:pStyle w:val="Heading1"/>
@@ -6263,8 +6385,8 @@
         <w:t xml:space="preserve"> | clue.io |</w:t>
       </w:r>
     </w:p>
-    <w:bookmarkEnd w:id="25"/>
-    <w:bookmarkStart w:id="31" w:name="参考文献"/>
+    <w:bookmarkEnd w:id="29"/>
+    <w:bookmarkStart w:id="35" w:name="参考文献"/>
     <w:p>
       <w:pPr>
         <w:pStyle w:val="Heading1"/>
@@ -6276,7 +6398,7 @@
         <w:t xml:space="preserve">参考文献</w:t>
       </w:r>
     </w:p>
-    <w:bookmarkStart w:id="26" w:name="基准与功能必需性"/>
+    <w:bookmarkStart w:id="30" w:name="基准与功能必需性"/>
     <w:p>
       <w:pPr>
         <w:pStyle w:val="Heading2"/>
@@ -6580,8 +6702,8 @@
         <w:t xml:space="preserve">2017. DOI:10.1016/j.cell.2017.10.049.</w:t>
       </w:r>
     </w:p>
-    <w:bookmarkEnd w:id="26"/>
-    <w:bookmarkStart w:id="27" w:name="推断模型"/>
+    <w:bookmarkEnd w:id="30"/>
+    <w:bookmarkStart w:id="31" w:name="推断模型"/>
     <w:p>
       <w:pPr>
         <w:pStyle w:val="Heading2"/>
@@ -6711,8 +6833,8 @@
         <w:t xml:space="preserve">DOI:10.15302/j-qb-022-0299.</w:t>
       </w:r>
     </w:p>
-    <w:bookmarkEnd w:id="27"/>
-    <w:bookmarkStart w:id="28" w:name="生成式-sccrispr"/>
+    <w:bookmarkEnd w:id="31"/>
+    <w:bookmarkStart w:id="32" w:name="生成式-sccrispr"/>
     <w:p>
       <w:pPr>
         <w:pStyle w:val="Heading2"/>
@@ -6783,8 +6905,8 @@
         <w:t xml:space="preserve">2025. DOI:10.1038/s44320-025-00131-3.</w:t>
       </w:r>
     </w:p>
-    <w:bookmarkEnd w:id="28"/>
-    <w:bookmarkStart w:id="29" w:name="深度学习预测器已由-arxiv-验证"/>
+    <w:bookmarkEnd w:id="32"/>
+    <w:bookmarkStart w:id="33" w:name="深度学习预测器已由-arxiv-验证"/>
     <w:p>
       <w:pPr>
         <w:pStyle w:val="Heading2"/>
@@ -7085,8 +7207,8 @@
         <w:t xml:space="preserve">(2026).</w:t>
       </w:r>
     </w:p>
-    <w:bookmarkEnd w:id="29"/>
-    <w:bookmarkStart w:id="30" w:name="其他直接检索获得"/>
+    <w:bookmarkEnd w:id="33"/>
+    <w:bookmarkStart w:id="34" w:name="其他直接检索获得"/>
     <w:p>
       <w:pPr>
         <w:pStyle w:val="Heading2"/>
@@ -7250,8 +7372,8 @@
         <w:t xml:space="preserve">DOI:10.1038/s41598-024-67023-8.</w:t>
       </w:r>
     </w:p>
-    <w:bookmarkEnd w:id="30"/>
-    <w:bookmarkEnd w:id="31"/>
+    <w:bookmarkEnd w:id="34"/>
+    <w:bookmarkEnd w:id="35"/>
     <w:sectPr>
       <w:footnotePr>
         <w:numRestart w:val="eachSect"/>

--- a/manuscript_review_zh.docx
+++ b/manuscript_review_zh.docx
@@ -3794,7 +3794,7 @@
           <w:b/>
           <w:bCs/>
         </w:rPr>
-        <w:t xml:space="preserve">验证说明。</w:t>
+        <w:t xml:space="preserve">验证说明（2026-08-20）。</w:t>
       </w:r>
       <w:r>
         <w:t xml:space="preserve"> </w:t>
@@ -3822,13 +3822,13 @@
         <w:t xml:space="preserve">（</w:t>
       </w:r>
       <w:r>
-        <w:t xml:space="preserve">“A deep generative model of gene essentiality from</w:t>
-      </w:r>
-      <w:r>
-        <w:t xml:space="preserve"> </w:t>
-      </w:r>
-      <w:r>
-        <w:t xml:space="preserve">single-cell CRISPR screens”</w:t>
+        <w:t xml:space="preserve">“A deep generative model of gene</w:t>
+      </w:r>
+      <w:r>
+        <w:t xml:space="preserve"> </w:t>
+      </w:r>
+      <w:r>
+        <w:t xml:space="preserve">essentiality from single-cell CRISPR screens”</w:t>
       </w:r>
       <w:r>
         <w:rPr>
@@ -3846,25 +3846,34 @@
         <w:t xml:space="preserve">等，Nat</w:t>
       </w:r>
       <w:r>
-        <w:t xml:space="preserve"> Commun </w:t>
-      </w:r>
-      <w:r>
-        <w:rPr>
-          <w:rFonts w:hint="eastAsia"/>
-        </w:rPr>
-        <w:t xml:space="preserve">2023）在本综述对</w:t>
-      </w:r>
-      <w:r>
-        <w:t xml:space="preserve"> </w:t>
-      </w:r>
-      <w:r>
-        <w:t xml:space="preserve">PubMed、Crossref、Europe PMC、arXiv </w:t>
-      </w:r>
-      <w:r>
-        <w:rPr>
-          <w:rFonts w:hint="eastAsia"/>
-        </w:rPr>
-        <w:t xml:space="preserve">的标题/名称检索中</w:t>
+        <w:t xml:space="preserve"> Commun</w:t>
+      </w:r>
+      <w:r>
+        <w:t xml:space="preserve"> </w:t>
+      </w:r>
+      <w:r>
+        <w:rPr>
+          <w:rFonts w:hint="eastAsia"/>
+        </w:rPr>
+        <w:t xml:space="preserve">2023）在本综述所使用的所有文献索引（PubMed、Crossref、Europe</w:t>
+      </w:r>
+      <w:r>
+        <w:t xml:space="preserve"> </w:t>
+      </w:r>
+      <w:r>
+        <w:rPr>
+          <w:rFonts w:hint="eastAsia"/>
+        </w:rPr>
+        <w:t xml:space="preserve">PMC、OpenAlex、arXiv）</w:t>
+      </w:r>
+      <w:r>
+        <w:t xml:space="preserve"> </w:t>
+      </w:r>
+      <w:r>
+        <w:rPr>
+          <w:rFonts w:hint="eastAsia"/>
+        </w:rPr>
+        <w:t xml:space="preserve">中</w:t>
       </w:r>
       <w:r>
         <w:rPr>
@@ -3872,22 +3881,110 @@
           <w:b/>
           <w:bCs/>
         </w:rPr>
-        <w:t xml:space="preserve">无法得到确认</w:t>
-      </w:r>
-      <w:r>
-        <w:rPr>
-          <w:rFonts w:hint="eastAsia"/>
-        </w:rPr>
-        <w:t xml:space="preserve">，也未找到其</w:t>
-      </w:r>
-      <w:r>
-        <w:t xml:space="preserve"> </w:t>
-      </w:r>
-      <w:r>
-        <w:rPr>
-          <w:rFonts w:hint="eastAsia"/>
-        </w:rPr>
-        <w:t xml:space="preserve">规范的公开仓库。因此</w:t>
+        <w:t xml:space="preserve">均无法确认</w:t>
+      </w:r>
+      <w:r>
+        <w:rPr>
+          <w:rFonts w:hint="eastAsia"/>
+        </w:rPr>
+        <w:t xml:space="preserve">；这些索引中不存在这样的论文，也未找到</w:t>
+      </w:r>
+      <w:r>
+        <w:t xml:space="preserve"> Lorbeer/Tan </w:t>
+      </w:r>
+      <w:r>
+        <w:rPr>
+          <w:rFonts w:hint="eastAsia"/>
+        </w:rPr>
+        <w:t xml:space="preserve">于</w:t>
+      </w:r>
+      <w:r>
+        <w:t xml:space="preserve"> 2023 </w:t>
+      </w:r>
+      <w:r>
+        <w:rPr>
+          <w:rFonts w:hint="eastAsia"/>
+        </w:rPr>
+        <w:t xml:space="preserve">年发表的</w:t>
+      </w:r>
+      <w:r>
+        <w:t xml:space="preserve"> </w:t>
+      </w:r>
+      <w:r>
+        <w:t xml:space="preserve">Nat Commun </w:t>
+      </w:r>
+      <w:r>
+        <w:rPr>
+          <w:rFonts w:hint="eastAsia"/>
+        </w:rPr>
+        <w:t xml:space="preserve">记录。缩写</w:t>
+      </w:r>
+      <w:r>
+        <w:t xml:space="preserve"> </w:t>
+      </w:r>
+      <w:r>
+        <w:t xml:space="preserve">“DEGAS”</w:t>
+      </w:r>
+      <w:r>
+        <w:t xml:space="preserve"> </w:t>
+      </w:r>
+      <w:r>
+        <w:rPr>
+          <w:rFonts w:hint="eastAsia"/>
+        </w:rPr>
+        <w:t xml:space="preserve">实际指向的是一项不相关的疾病细胞迁移学习方法</w:t>
+      </w:r>
+      <w:r>
+        <w:t xml:space="preserve"> </w:t>
+      </w:r>
+      <w:r>
+        <w:rPr>
+          <w:rFonts w:hint="eastAsia"/>
+        </w:rPr>
+        <w:t xml:space="preserve">（Johnson</w:t>
+      </w:r>
+      <w:r>
+        <w:t xml:space="preserve"> </w:t>
+      </w:r>
+      <w:r>
+        <w:rPr>
+          <w:rFonts w:hint="eastAsia"/>
+        </w:rPr>
+        <w:t xml:space="preserve">等，</w:t>
+      </w:r>
+      <w:r>
+        <w:rPr>
+          <w:i/>
+          <w:iCs/>
+        </w:rPr>
+        <w:t xml:space="preserve">Genome Medicine</w:t>
+      </w:r>
+      <w:r>
+        <w:t xml:space="preserve"> </w:t>
+      </w:r>
+      <w:r>
+        <w:rPr>
+          <w:rFonts w:hint="eastAsia"/>
+        </w:rPr>
+        <w:t xml:space="preserve">2022，DOI</w:t>
+      </w:r>
+      <w:r>
+        <w:t xml:space="preserve"> </w:t>
+      </w:r>
+      <w:r>
+        <w:rPr>
+          <w:rFonts w:hint="eastAsia"/>
+        </w:rPr>
+        <w:t xml:space="preserve">10.1186/s13073-022-01012-2）。因此综述</w:t>
+      </w:r>
+      <w:r>
+        <w:t xml:space="preserve"> </w:t>
+      </w:r>
+      <w:r>
+        <w:rPr>
+          <w:rFonts w:hint="eastAsia"/>
+        </w:rPr>
+        <w:t xml:space="preserve">中</w:t>
       </w:r>
       <w:r>
         <w:rPr>
@@ -3895,22 +3992,22 @@
           <w:b/>
           <w:bCs/>
         </w:rPr>
-        <w:t xml:space="preserve">未</w:t>
-      </w:r>
-      <w:r>
-        <w:rPr>
-          <w:rFonts w:hint="eastAsia"/>
-        </w:rPr>
-        <w:t xml:space="preserve">列在上表的已验证条目中；若需引用，必须在投稿前从原始</w:t>
-      </w:r>
-      <w:r>
-        <w:t xml:space="preserve"> </w:t>
-      </w:r>
-      <w:r>
-        <w:rPr>
-          <w:rFonts w:hint="eastAsia"/>
-        </w:rPr>
-        <w:t xml:space="preserve">出版物核实其</w:t>
+        <w:t xml:space="preserve">排除</w:t>
+      </w:r>
+      <w:r>
+        <w:rPr>
+          <w:rFonts w:hint="eastAsia"/>
+        </w:rPr>
+        <w:t xml:space="preserve">了</w:t>
+      </w:r>
+      <w:r>
+        <w:t xml:space="preserve"> </w:t>
+      </w:r>
+      <w:r>
+        <w:rPr>
+          <w:rFonts w:hint="eastAsia"/>
+        </w:rPr>
+        <w:t xml:space="preserve">DEGAS——为其给出任何</w:t>
       </w:r>
       <w:r>
         <w:t xml:space="preserve"> DOI </w:t>
@@ -3919,7 +4016,7 @@
         <w:rPr>
           <w:rFonts w:hint="eastAsia"/>
         </w:rPr>
-        <w:t xml:space="preserve">与作者。</w:t>
+        <w:t xml:space="preserve">都将是伪造。</w:t>
       </w:r>
       <w:r>
         <w:rPr>
@@ -3954,29 +4051,63 @@
         <w:rPr>
           <w:rFonts w:hint="eastAsia"/>
         </w:rPr>
-        <w:t xml:space="preserve">同理——它们出现在必需性相关文献中，</w:t>
-      </w:r>
-      <w:r>
-        <w:t xml:space="preserve"> </w:t>
-      </w:r>
-      <w:r>
-        <w:rPr>
-          <w:rFonts w:hint="eastAsia"/>
-        </w:rPr>
-        <w:t xml:space="preserve">但无法通过公开</w:t>
-      </w:r>
-      <w:r>
-        <w:t xml:space="preserve"> API </w:t>
-      </w:r>
-      <w:r>
-        <w:rPr>
-          <w:rFonts w:hint="eastAsia"/>
-        </w:rPr>
-        <w:t xml:space="preserve">或规范仓库得到验证。</w:t>
+        <w:t xml:space="preserve">同理：scEVE</w:t>
+      </w:r>
+      <w:r>
+        <w:t xml:space="preserve"> </w:t>
+      </w:r>
+      <w:r>
+        <w:rPr>
+          <w:rFonts w:hint="eastAsia"/>
+        </w:rPr>
+        <w:t xml:space="preserve">指向一个不相关的单细胞聚类算法（Asloudj</w:t>
+      </w:r>
+      <w:r>
+        <w:t xml:space="preserve"> </w:t>
+      </w:r>
+      <w:r>
+        <w:rPr>
+          <w:rFonts w:hint="eastAsia"/>
+        </w:rPr>
+        <w:t xml:space="preserve">等，</w:t>
+      </w:r>
+      <w:r>
+        <w:rPr>
+          <w:i/>
+          <w:iCs/>
+        </w:rPr>
+        <w:t xml:space="preserve">NAR Genomics Bioinformatics</w:t>
+      </w:r>
+      <w:r>
+        <w:t xml:space="preserve"> </w:t>
+      </w:r>
+      <w:r>
+        <w:rPr>
+          <w:rFonts w:hint="eastAsia"/>
+        </w:rPr>
+        <w:t xml:space="preserve">2025，DOI</w:t>
+      </w:r>
+      <w:r>
+        <w:t xml:space="preserve"> </w:t>
+      </w:r>
+      <w:r>
+        <w:rPr>
+          <w:rFonts w:hint="eastAsia"/>
+        </w:rPr>
+        <w:t xml:space="preserve">10.1093/nargab/lqaf073），CHNet</w:t>
+      </w:r>
+      <w:r>
+        <w:t xml:space="preserve"> </w:t>
+      </w:r>
+      <w:r>
+        <w:rPr>
+          <w:rFonts w:hint="eastAsia"/>
+        </w:rPr>
+        <w:t xml:space="preserve">无法验证。引用这些名称前，读者应直接确认原始来源。</w:t>
       </w:r>
     </w:p>
     <w:bookmarkEnd w:id="16"/>
-    <w:bookmarkStart w:id="17" w:name="无规范公开仓库的方法"/>
+    <w:bookmarkStart w:id="17" w:name="无规范公开仓库-无法验证的引用"/>
     <w:p>
       <w:pPr>
         <w:pStyle w:val="Heading2"/>
@@ -3988,7 +4119,16 @@
         <w:rPr>
           <w:rFonts w:hint="eastAsia"/>
         </w:rPr>
-        <w:t xml:space="preserve">无规范公开仓库的方法</w:t>
+        <w:t xml:space="preserve">无规范公开仓库</w:t>
+      </w:r>
+      <w:r>
+        <w:t xml:space="preserve"> / </w:t>
+      </w:r>
+      <w:r>
+        <w:rPr>
+          <w:rFonts w:hint="eastAsia"/>
+        </w:rPr>
+        <w:t xml:space="preserve">无法验证的引用</w:t>
       </w:r>
     </w:p>
     <w:p>
@@ -4038,55 +4178,138 @@
         <w:rPr>
           <w:rFonts w:hint="eastAsia"/>
         </w:rPr>
-        <w:t xml:space="preserve">出现在文献中，但本综述无法验证（既无规范</w:t>
-      </w:r>
-      <w:r>
-        <w:t xml:space="preserve"> GitHub</w:t>
-      </w:r>
-      <w:r>
-        <w:t xml:space="preserve"> </w:t>
-      </w:r>
-      <w:r>
-        <w:rPr>
-          <w:rFonts w:hint="eastAsia"/>
-        </w:rPr>
-        <w:t xml:space="preserve">仓库，也无法通过</w:t>
-      </w:r>
-      <w:r>
-        <w:t xml:space="preserve"> PubMed/Crossref/Europe PMC/arXiv </w:t>
-      </w:r>
-      <w:r>
-        <w:rPr>
-          <w:rFonts w:hint="eastAsia"/>
-        </w:rPr>
-        <w:t xml:space="preserve">解析出</w:t>
-      </w:r>
-      <w:r>
-        <w:t xml:space="preserve"> </w:t>
-      </w:r>
-      <w:r>
-        <w:rPr>
-          <w:rFonts w:hint="eastAsia"/>
-        </w:rPr>
-        <w:t xml:space="preserve">DOI）。它们应从各自论文直接</w:t>
-      </w:r>
-      <w:r>
-        <w:t xml:space="preserve"> </w:t>
-      </w:r>
-      <w:r>
-        <w:rPr>
-          <w:rFonts w:hint="eastAsia"/>
-        </w:rPr>
-        <w:t xml:space="preserve">获取，并在引用前核实</w:t>
-      </w:r>
-      <w:r>
-        <w:t xml:space="preserve"> DOI </w:t>
-      </w:r>
-      <w:r>
-        <w:rPr>
-          <w:rFonts w:hint="eastAsia"/>
-        </w:rPr>
-        <w:t xml:space="preserve">与作者信息。</w:t>
+        <w:t xml:space="preserve">是出现在二手来源中的名称，但无法在任何文献索引</w:t>
+      </w:r>
+      <w:r>
+        <w:t xml:space="preserve"> </w:t>
+      </w:r>
+      <w:r>
+        <w:rPr>
+          <w:rFonts w:hint="eastAsia"/>
+        </w:rPr>
+        <w:t xml:space="preserve">（PubMed、Crossref、Europe</w:t>
+      </w:r>
+      <w:r>
+        <w:t xml:space="preserve"> </w:t>
+      </w:r>
+      <w:r>
+        <w:rPr>
+          <w:rFonts w:hint="eastAsia"/>
+        </w:rPr>
+        <w:t xml:space="preserve">PMC、OpenAlex、arXiv）中作为必需基因方法得到验证。三者的</w:t>
+      </w:r>
+      <w:r>
+        <w:t xml:space="preserve"> </w:t>
+      </w:r>
+      <w:r>
+        <w:rPr>
+          <w:rFonts w:hint="eastAsia"/>
+        </w:rPr>
+        <w:t xml:space="preserve">缩写各自指向无关工具：DEGAS</w:t>
+      </w:r>
+      <w:r>
+        <w:t xml:space="preserve"> → </w:t>
+      </w:r>
+      <w:r>
+        <w:rPr>
+          <w:rFonts w:hint="eastAsia"/>
+        </w:rPr>
+        <w:t xml:space="preserve">疾病细胞迁移学习（Johnson</w:t>
+      </w:r>
+      <w:r>
+        <w:t xml:space="preserve"> </w:t>
+      </w:r>
+      <w:r>
+        <w:rPr>
+          <w:rFonts w:hint="eastAsia"/>
+        </w:rPr>
+        <w:t xml:space="preserve">等</w:t>
+      </w:r>
+      <w:r>
+        <w:t xml:space="preserve"> </w:t>
+      </w:r>
+      <w:r>
+        <w:rPr>
+          <w:rFonts w:hint="eastAsia"/>
+        </w:rPr>
+        <w:t xml:space="preserve">2022）；scEVE</w:t>
+      </w:r>
+      <w:r>
+        <w:t xml:space="preserve"> → </w:t>
+      </w:r>
+      <w:r>
+        <w:rPr>
+          <w:rFonts w:hint="eastAsia"/>
+        </w:rPr>
+        <w:t xml:space="preserve">集成聚类</w:t>
+      </w:r>
+      <w:r>
+        <w:t xml:space="preserve"> </w:t>
+      </w:r>
+      <w:r>
+        <w:rPr>
+          <w:rFonts w:hint="eastAsia"/>
+        </w:rPr>
+        <w:t xml:space="preserve">（Asloudj</w:t>
+      </w:r>
+      <w:r>
+        <w:t xml:space="preserve"> </w:t>
+      </w:r>
+      <w:r>
+        <w:rPr>
+          <w:rFonts w:hint="eastAsia"/>
+        </w:rPr>
+        <w:t xml:space="preserve">等</w:t>
+      </w:r>
+      <w:r>
+        <w:t xml:space="preserve"> </w:t>
+      </w:r>
+      <w:r>
+        <w:rPr>
+          <w:rFonts w:hint="eastAsia"/>
+        </w:rPr>
+        <w:t xml:space="preserve">2025）；CHNet</w:t>
+      </w:r>
+      <w:r>
+        <w:t xml:space="preserve"> → </w:t>
+      </w:r>
+      <w:r>
+        <w:rPr>
+          <w:rFonts w:hint="eastAsia"/>
+        </w:rPr>
+        <w:t xml:space="preserve">无法验证。因此综述</w:t>
+      </w:r>
+      <w:r>
+        <w:rPr>
+          <w:rFonts w:hint="eastAsia"/>
+          <w:b/>
+          <w:bCs/>
+        </w:rPr>
+        <w:t xml:space="preserve">排除</w:t>
+      </w:r>
+      <w:r>
+        <w:rPr>
+          <w:rFonts w:hint="eastAsia"/>
+        </w:rPr>
+        <w:t xml:space="preserve">了它们，且不为其提供引用。</w:t>
+      </w:r>
+      <w:r>
+        <w:t xml:space="preserve"> </w:t>
+      </w:r>
+      <w:r>
+        <w:rPr>
+          <w:rFonts w:hint="eastAsia"/>
+        </w:rPr>
+        <w:t xml:space="preserve">若所谓的”DEGAS</w:t>
+      </w:r>
+      <w:r>
+        <w:t xml:space="preserve"> </w:t>
+      </w:r>
+      <w:r>
+        <w:rPr>
+          <w:rFonts w:hint="eastAsia"/>
+        </w:rPr>
+        <w:t xml:space="preserve">必需基因”论文确实存在，引用前必须从原始来源获取其详细信息。</w:t>
       </w:r>
     </w:p>
     <w:bookmarkEnd w:id="17"/>
